--- a/Fase 1/Evidencias Proyecto/SegurIA-LPR_Mapa_de_Impacto.docx
+++ b/Fase 1/Evidencias Proyecto/SegurIA-LPR_Mapa_de_Impacto.docx
@@ -21,31 +21,8 @@
           <w:szCs w:val="72"/>
         </w:rPr>
         <w:t>Mapa de Impacto</w:t>
-      </w:r>
-      <w:r>
-        <w:rPr>
-          <w:color w:val="2F5496"/>
-          <w:sz w:val="72"/>
-          <w:szCs w:val="72"/>
-        </w:rPr>
         <w:br/>
-        <w:t>“</w:t>
-      </w:r>
-      <w:r>
-        <w:rPr>
-          <w:color w:val="2F5496"/>
-          <w:sz w:val="72"/>
-          <w:szCs w:val="72"/>
-        </w:rPr>
-        <w:t>SegurIA-LPR</w:t>
-      </w:r>
-      <w:r>
-        <w:rPr>
-          <w:color w:val="2F5496"/>
-          <w:sz w:val="72"/>
-          <w:szCs w:val="72"/>
-        </w:rPr>
-        <w:t>”</w:t>
+        <w:t>“SegurIA-LPR”</w:t>
       </w:r>
     </w:p>
     <w:p>
@@ -86,39 +63,7 @@
           <w:sz w:val="24"/>
           <w:szCs w:val="24"/>
         </w:rPr>
-        <w:t xml:space="preserve">Documento, desarrollo </w:t>
-      </w:r>
-      <w:r>
-        <w:rPr>
-          <w:color w:val="000000"/>
-          <w:sz w:val="24"/>
-          <w:szCs w:val="24"/>
-        </w:rPr>
-        <w:t>Mapa de Impacto</w:t>
-      </w:r>
-      <w:r>
-        <w:rPr>
-          <w:color w:val="000000"/>
-          <w:sz w:val="24"/>
-          <w:szCs w:val="24"/>
-        </w:rPr>
-        <w:t xml:space="preserve"> “</w:t>
-      </w:r>
-      <w:r>
-        <w:rPr>
-          <w:color w:val="000000"/>
-          <w:sz w:val="24"/>
-          <w:szCs w:val="24"/>
-        </w:rPr>
-        <w:t>SegurIA-LPR</w:t>
-      </w:r>
-      <w:r>
-        <w:rPr>
-          <w:color w:val="000000"/>
-          <w:sz w:val="24"/>
-          <w:szCs w:val="24"/>
-        </w:rPr>
-        <w:t>”.</w:t>
+        <w:t xml:space="preserve">Documento, desarrollo Mapa de Impacto “SegurIA-LPR”.</w:t>
       </w:r>
     </w:p>
     <w:p/>
@@ -177,11 +122,7 @@
           </w:pPr>
           <w:r>
             <w:fldChar w:fldCharType="begin"/>
-          </w:r>
-          <w:r>
             <w:instrText xml:space="preserve"> TOC \o "1-3" \h \z \u </w:instrText>
-          </w:r>
-          <w:r>
             <w:fldChar w:fldCharType="separate"/>
           </w:r>
           <w:hyperlink w:anchor="_Toc241440294" w:history="1">
@@ -202,46 +143,10 @@
                 <w:webHidden/>
               </w:rPr>
               <w:tab/>
-            </w:r>
-            <w:r>
-              <w:rPr>
-                <w:noProof/>
-                <w:webHidden/>
-              </w:rPr>
               <w:fldChar w:fldCharType="begin"/>
-            </w:r>
-            <w:r>
-              <w:rPr>
-                <w:noProof/>
-                <w:webHidden/>
-              </w:rPr>
               <w:instrText xml:space="preserve"> PAGEREF _Toc241440294 \h </w:instrText>
-            </w:r>
-            <w:r>
-              <w:rPr>
-                <w:noProof/>
-                <w:webHidden/>
-              </w:rPr>
-            </w:r>
-            <w:r>
-              <w:rPr>
-                <w:noProof/>
-                <w:webHidden/>
-              </w:rPr>
               <w:fldChar w:fldCharType="separate"/>
-            </w:r>
-            <w:r>
-              <w:rPr>
-                <w:noProof/>
-                <w:webHidden/>
-              </w:rPr>
               <w:t>3</w:t>
-            </w:r>
-            <w:r>
-              <w:rPr>
-                <w:noProof/>
-                <w:webHidden/>
-              </w:rPr>
               <w:fldChar w:fldCharType="end"/>
             </w:r>
           </w:hyperlink>
@@ -277,46 +182,10 @@
                 <w:webHidden/>
               </w:rPr>
               <w:tab/>
-            </w:r>
-            <w:r>
-              <w:rPr>
-                <w:noProof/>
-                <w:webHidden/>
-              </w:rPr>
               <w:fldChar w:fldCharType="begin"/>
-            </w:r>
-            <w:r>
-              <w:rPr>
-                <w:noProof/>
-                <w:webHidden/>
-              </w:rPr>
               <w:instrText xml:space="preserve"> PAGEREF _Toc241440295 \h </w:instrText>
-            </w:r>
-            <w:r>
-              <w:rPr>
-                <w:noProof/>
-                <w:webHidden/>
-              </w:rPr>
-            </w:r>
-            <w:r>
-              <w:rPr>
-                <w:noProof/>
-                <w:webHidden/>
-              </w:rPr>
               <w:fldChar w:fldCharType="separate"/>
-            </w:r>
-            <w:r>
-              <w:rPr>
-                <w:noProof/>
-                <w:webHidden/>
-              </w:rPr>
               <w:t>3</w:t>
-            </w:r>
-            <w:r>
-              <w:rPr>
-                <w:noProof/>
-                <w:webHidden/>
-              </w:rPr>
               <w:fldChar w:fldCharType="end"/>
             </w:r>
           </w:hyperlink>
@@ -354,46 +223,10 @@
                 <w:webHidden/>
               </w:rPr>
               <w:tab/>
-            </w:r>
-            <w:r>
-              <w:rPr>
-                <w:noProof/>
-                <w:webHidden/>
-              </w:rPr>
               <w:fldChar w:fldCharType="begin"/>
-            </w:r>
-            <w:r>
-              <w:rPr>
-                <w:noProof/>
-                <w:webHidden/>
-              </w:rPr>
               <w:instrText xml:space="preserve"> PAGEREF _Toc241440296 \h </w:instrText>
-            </w:r>
-            <w:r>
-              <w:rPr>
-                <w:noProof/>
-                <w:webHidden/>
-              </w:rPr>
-            </w:r>
-            <w:r>
-              <w:rPr>
-                <w:noProof/>
-                <w:webHidden/>
-              </w:rPr>
               <w:fldChar w:fldCharType="separate"/>
-            </w:r>
-            <w:r>
-              <w:rPr>
-                <w:noProof/>
-                <w:webHidden/>
-              </w:rPr>
               <w:t>4</w:t>
-            </w:r>
-            <w:r>
-              <w:rPr>
-                <w:noProof/>
-                <w:webHidden/>
-              </w:rPr>
               <w:fldChar w:fldCharType="end"/>
             </w:r>
           </w:hyperlink>
@@ -431,46 +264,10 @@
                 <w:webHidden/>
               </w:rPr>
               <w:tab/>
-            </w:r>
-            <w:r>
-              <w:rPr>
-                <w:noProof/>
-                <w:webHidden/>
-              </w:rPr>
               <w:fldChar w:fldCharType="begin"/>
-            </w:r>
-            <w:r>
-              <w:rPr>
-                <w:noProof/>
-                <w:webHidden/>
-              </w:rPr>
               <w:instrText xml:space="preserve"> PAGEREF _Toc241440297 \h </w:instrText>
-            </w:r>
-            <w:r>
-              <w:rPr>
-                <w:noProof/>
-                <w:webHidden/>
-              </w:rPr>
-            </w:r>
-            <w:r>
-              <w:rPr>
-                <w:noProof/>
-                <w:webHidden/>
-              </w:rPr>
               <w:fldChar w:fldCharType="separate"/>
-            </w:r>
-            <w:r>
-              <w:rPr>
-                <w:noProof/>
-                <w:webHidden/>
-              </w:rPr>
-              <w:t>5</w:t>
-            </w:r>
-            <w:r>
-              <w:rPr>
-                <w:noProof/>
-                <w:webHidden/>
-              </w:rPr>
+              <w:t>6</w:t>
               <w:fldChar w:fldCharType="end"/>
             </w:r>
           </w:hyperlink>
@@ -498,7 +295,7 @@
                 <w:iCs/>
                 <w:noProof/>
               </w:rPr>
-              <w:t>Entregable 1: Módulo Web de Carga y Gestión de Vehículos y Usuarios</w:t>
+              <w:t>Entregable 1: Plataforma Web de Administración, Usuarios y Vehículos</w:t>
             </w:r>
             <w:r>
               <w:rPr>
@@ -506,46 +303,10 @@
                 <w:webHidden/>
               </w:rPr>
               <w:tab/>
-            </w:r>
-            <w:r>
-              <w:rPr>
-                <w:noProof/>
-                <w:webHidden/>
-              </w:rPr>
               <w:fldChar w:fldCharType="begin"/>
-            </w:r>
-            <w:r>
-              <w:rPr>
-                <w:noProof/>
-                <w:webHidden/>
-              </w:rPr>
               <w:instrText xml:space="preserve"> PAGEREF _Toc241440298 \h </w:instrText>
-            </w:r>
-            <w:r>
-              <w:rPr>
-                <w:noProof/>
-                <w:webHidden/>
-              </w:rPr>
-            </w:r>
-            <w:r>
-              <w:rPr>
-                <w:noProof/>
-                <w:webHidden/>
-              </w:rPr>
               <w:fldChar w:fldCharType="separate"/>
-            </w:r>
-            <w:r>
-              <w:rPr>
-                <w:noProof/>
-                <w:webHidden/>
-              </w:rPr>
-              <w:t>5</w:t>
-            </w:r>
-            <w:r>
-              <w:rPr>
-                <w:noProof/>
-                <w:webHidden/>
-              </w:rPr>
+              <w:t>6</w:t>
               <w:fldChar w:fldCharType="end"/>
             </w:r>
           </w:hyperlink>
@@ -573,7 +334,7 @@
                 <w:iCs/>
                 <w:noProof/>
               </w:rPr>
-              <w:t>Entregable 2: Módulo de Registro de Visitas y Autogestión de Propietarios</w:t>
+              <w:t>Entregable 2: Autogestión de Propietarios y Control de Visitas</w:t>
             </w:r>
             <w:r>
               <w:rPr>
@@ -581,46 +342,10 @@
                 <w:webHidden/>
               </w:rPr>
               <w:tab/>
-            </w:r>
-            <w:r>
-              <w:rPr>
-                <w:noProof/>
-                <w:webHidden/>
-              </w:rPr>
               <w:fldChar w:fldCharType="begin"/>
-            </w:r>
-            <w:r>
-              <w:rPr>
-                <w:noProof/>
-                <w:webHidden/>
-              </w:rPr>
               <w:instrText xml:space="preserve"> PAGEREF _Toc241440299 \h </w:instrText>
-            </w:r>
-            <w:r>
-              <w:rPr>
-                <w:noProof/>
-                <w:webHidden/>
-              </w:rPr>
-            </w:r>
-            <w:r>
-              <w:rPr>
-                <w:noProof/>
-                <w:webHidden/>
-              </w:rPr>
               <w:fldChar w:fldCharType="separate"/>
-            </w:r>
-            <w:r>
-              <w:rPr>
-                <w:noProof/>
-                <w:webHidden/>
-              </w:rPr>
-              <w:t>5</w:t>
-            </w:r>
-            <w:r>
-              <w:rPr>
-                <w:noProof/>
-                <w:webHidden/>
-              </w:rPr>
+              <w:t>6</w:t>
               <w:fldChar w:fldCharType="end"/>
             </w:r>
           </w:hyperlink>
@@ -648,7 +373,7 @@
                 <w:iCs/>
                 <w:noProof/>
               </w:rPr>
-              <w:t>Entregable 3: Consola de Alertas y Resolución en Tiempo Real para Guardias</w:t>
+              <w:t>Entregable 3: Consola de Alertas en Tiempo Real e Historial para Guardias</w:t>
             </w:r>
             <w:r>
               <w:rPr>
@@ -656,46 +381,10 @@
                 <w:webHidden/>
               </w:rPr>
               <w:tab/>
-            </w:r>
-            <w:r>
-              <w:rPr>
-                <w:noProof/>
-                <w:webHidden/>
-              </w:rPr>
               <w:fldChar w:fldCharType="begin"/>
-            </w:r>
-            <w:r>
-              <w:rPr>
-                <w:noProof/>
-                <w:webHidden/>
-              </w:rPr>
               <w:instrText xml:space="preserve"> PAGEREF _Toc241440300 \h </w:instrText>
-            </w:r>
-            <w:r>
-              <w:rPr>
-                <w:noProof/>
-                <w:webHidden/>
-              </w:rPr>
-            </w:r>
-            <w:r>
-              <w:rPr>
-                <w:noProof/>
-                <w:webHidden/>
-              </w:rPr>
               <w:fldChar w:fldCharType="separate"/>
-            </w:r>
-            <w:r>
-              <w:rPr>
-                <w:noProof/>
-                <w:webHidden/>
-              </w:rPr>
               <w:t>6</w:t>
-            </w:r>
-            <w:r>
-              <w:rPr>
-                <w:noProof/>
-                <w:webHidden/>
-              </w:rPr>
               <w:fldChar w:fldCharType="end"/>
             </w:r>
           </w:hyperlink>
@@ -723,7 +412,7 @@
                 <w:iCs/>
                 <w:noProof/>
               </w:rPr>
-              <w:t>Entregable 4: Pipeline LPR de Borde y Sincronización Local (Hardware Edge)</w:t>
+              <w:t>Entregable 4: Pipeline LPR de Borde, Integración y Pruebas</w:t>
             </w:r>
             <w:r>
               <w:rPr>
@@ -731,46 +420,10 @@
                 <w:webHidden/>
               </w:rPr>
               <w:tab/>
-            </w:r>
-            <w:r>
-              <w:rPr>
-                <w:noProof/>
-                <w:webHidden/>
-              </w:rPr>
               <w:fldChar w:fldCharType="begin"/>
-            </w:r>
-            <w:r>
-              <w:rPr>
-                <w:noProof/>
-                <w:webHidden/>
-              </w:rPr>
               <w:instrText xml:space="preserve"> PAGEREF _Toc241440301 \h </w:instrText>
-            </w:r>
-            <w:r>
-              <w:rPr>
-                <w:noProof/>
-                <w:webHidden/>
-              </w:rPr>
-            </w:r>
-            <w:r>
-              <w:rPr>
-                <w:noProof/>
-                <w:webHidden/>
-              </w:rPr>
               <w:fldChar w:fldCharType="separate"/>
-            </w:r>
-            <w:r>
-              <w:rPr>
-                <w:noProof/>
-                <w:webHidden/>
-              </w:rPr>
-              <w:t>6</w:t>
-            </w:r>
-            <w:r>
-              <w:rPr>
-                <w:noProof/>
-                <w:webHidden/>
-              </w:rPr>
+              <w:t>7</w:t>
               <w:fldChar w:fldCharType="end"/>
             </w:r>
           </w:hyperlink>
@@ -800,7 +453,7 @@
                 <w:iCs/>
                 <w:noProof/>
               </w:rPr>
-              <w:t>Indicadores Clave de Desempeño (KPIs) y Métricas de Éxito</w:t>
+              <w:t>Medición del Impacto</w:t>
             </w:r>
             <w:r>
               <w:rPr>
@@ -808,46 +461,10 @@
                 <w:webHidden/>
               </w:rPr>
               <w:tab/>
-            </w:r>
-            <w:r>
-              <w:rPr>
-                <w:noProof/>
-                <w:webHidden/>
-              </w:rPr>
               <w:fldChar w:fldCharType="begin"/>
-            </w:r>
-            <w:r>
-              <w:rPr>
-                <w:noProof/>
-                <w:webHidden/>
-              </w:rPr>
               <w:instrText xml:space="preserve"> PAGEREF _Toc241440302 \h </w:instrText>
-            </w:r>
-            <w:r>
-              <w:rPr>
-                <w:noProof/>
-                <w:webHidden/>
-              </w:rPr>
-            </w:r>
-            <w:r>
-              <w:rPr>
-                <w:noProof/>
-                <w:webHidden/>
-              </w:rPr>
               <w:fldChar w:fldCharType="separate"/>
-            </w:r>
-            <w:r>
-              <w:rPr>
-                <w:noProof/>
-                <w:webHidden/>
-              </w:rPr>
-              <w:t>6</w:t>
-            </w:r>
-            <w:r>
-              <w:rPr>
-                <w:noProof/>
-                <w:webHidden/>
-              </w:rPr>
+              <w:t>7</w:t>
               <w:fldChar w:fldCharType="end"/>
             </w:r>
           </w:hyperlink>
@@ -1011,7 +628,7 @@
           </w:tcPr>
           <w:p>
             <w:r>
-              <w:t>1.0</w:t>
+              <w:t xml:space="preserve">1.1</w:t>
             </w:r>
           </w:p>
         </w:tc>
@@ -1044,23 +661,7 @@
     </w:p>
     <w:p>
       <w:r>
-        <w:t>El presente Mapa de Impacto (</w:t>
-      </w:r>
-      <w:proofErr w:type="spellStart"/>
-      <w:r>
-        <w:t>Impact</w:t>
-      </w:r>
-      <w:proofErr w:type="spellEnd"/>
-      <w:r>
-        <w:t xml:space="preserve"> </w:t>
-      </w:r>
-      <w:proofErr w:type="spellStart"/>
-      <w:r>
-        <w:t>Mapping</w:t>
-      </w:r>
-      <w:proofErr w:type="spellEnd"/>
-      <w:r>
-        <w:t>) establece una representación visual y estratégica que alinea los objetivos de negocio y académicos del proyecto SegurIA-LPR con los comportamientos esperados de sus usuarios y las funcionalidades o entregables técnicos del sistema.</w:t>
+        <w:t xml:space="preserve">El presente Mapa de Impacto (Impact Mapping) establece una representación visual y estratégica que alinea los objetivos de negocio y académicos del proyecto SegurIA-LPR con los comportamientos esperados de sus usuarios y las funcionalidades o entregables técnicos del sistema.</w:t>
       </w:r>
     </w:p>
     <w:p>
@@ -1077,15 +678,7 @@
         </w:numPr>
       </w:pPr>
       <w:r>
-        <w:t xml:space="preserve">¿Por qué? (Meta / </w:t>
-      </w:r>
-      <w:proofErr w:type="spellStart"/>
-      <w:r>
-        <w:t>Goal</w:t>
-      </w:r>
-      <w:proofErr w:type="spellEnd"/>
-      <w:r>
-        <w:t>): El objetivo cuantitativo y cualitativo que busca resolver la problemática del control de acceso vehicular no verificado.</w:t>
+        <w:t xml:space="preserve">¿Por qué? (Meta / Goal): El objetivo que busca resolver la problemática del control de acceso vehicular no verificado.</w:t>
       </w:r>
     </w:p>
     <w:p>
@@ -1097,15 +690,7 @@
         </w:numPr>
       </w:pPr>
       <w:r>
-        <w:t xml:space="preserve">¿Quién? (Actores / </w:t>
-      </w:r>
-      <w:proofErr w:type="spellStart"/>
-      <w:r>
-        <w:t>Actors</w:t>
-      </w:r>
-      <w:proofErr w:type="spellEnd"/>
-      <w:r>
-        <w:t>): Los roles humanos y sistémicos que influyen directamente en la consecución de la meta.</w:t>
+        <w:t xml:space="preserve">¿Quién? (Actores / Actors): Los roles humanos y sistémicos que influyen directamente en la consecución de la meta.</w:t>
       </w:r>
     </w:p>
     <w:p>
@@ -1117,15 +702,7 @@
         </w:numPr>
       </w:pPr>
       <w:r>
-        <w:t xml:space="preserve">¿Cómo? (Impactos / </w:t>
-      </w:r>
-      <w:proofErr w:type="spellStart"/>
-      <w:r>
-        <w:t>Impacts</w:t>
-      </w:r>
-      <w:proofErr w:type="spellEnd"/>
-      <w:r>
-        <w:t>): Los cambios de comportamiento o capacidades operativas que se requieren en cada actor.</w:t>
+        <w:t xml:space="preserve">¿Cómo? (Impactos / Impacts): Los cambios de comportamiento o capacidades operativas que se requieren en cada actor.</w:t>
       </w:r>
     </w:p>
     <w:p>
@@ -1137,15 +714,7 @@
         </w:numPr>
       </w:pPr>
       <w:r>
-        <w:t xml:space="preserve">¿Qué? (Entregables / </w:t>
-      </w:r>
-      <w:proofErr w:type="spellStart"/>
-      <w:r>
-        <w:t>Deliverables</w:t>
-      </w:r>
-      <w:proofErr w:type="spellEnd"/>
-      <w:r>
-        <w:t>): Las características técnicas, módulos o componentes del software y hardware de borde necesarios para habilitar dichos impactos.</w:t>
+        <w:t xml:space="preserve">¿Qué? (Entregables / Deliverables): Las características técnicas, módulos o componentes del software y hardware de borde necesarios para habilitar dichos impactos.</w:t>
       </w:r>
     </w:p>
     <w:p>
@@ -1217,15 +786,7 @@
           </w:tcPr>
           <w:p>
             <w:r>
-              <w:t>Meta General (</w:t>
-            </w:r>
-            <w:proofErr w:type="spellStart"/>
-            <w:r>
-              <w:t>Goal</w:t>
-            </w:r>
-            <w:proofErr w:type="spellEnd"/>
-            <w:r>
-              <w:t>)</w:t>
+              <w:t>Meta General (Goal)</w:t>
             </w:r>
           </w:p>
         </w:tc>
@@ -1247,15 +808,7 @@
           </w:tcPr>
           <w:p>
             <w:r>
-              <w:t>Impacto Esperado (</w:t>
-            </w:r>
-            <w:proofErr w:type="spellStart"/>
-            <w:r>
-              <w:t>Impact</w:t>
-            </w:r>
-            <w:proofErr w:type="spellEnd"/>
-            <w:r>
-              <w:t>)</w:t>
+              <w:t>Impacto Esperado (Impact)</w:t>
             </w:r>
           </w:p>
         </w:tc>
@@ -1266,15 +819,7 @@
           </w:tcPr>
           <w:p>
             <w:r>
-              <w:t>Entregables del Sistema (</w:t>
-            </w:r>
-            <w:proofErr w:type="spellStart"/>
-            <w:r>
-              <w:t>Deliverable</w:t>
-            </w:r>
-            <w:proofErr w:type="spellEnd"/>
-            <w:r>
-              <w:t>)</w:t>
+              <w:t>Entregables del Sistema (Deliverable)</w:t>
             </w:r>
           </w:p>
         </w:tc>
@@ -1298,7 +843,7 @@
           </w:tcPr>
           <w:p>
             <w:r>
-              <w:t>Administrador del Recinto</w:t>
+              <w:t xml:space="preserve">Administrador (SegurIA-LPR y de recinto)</w:t>
             </w:r>
           </w:p>
         </w:tc>
@@ -1308,7 +853,7 @@
           </w:tcPr>
           <w:p>
             <w:r>
-              <w:t>1.1 Registrar y administrar masivamente vehículos autorizados por recinto sin intervención manual externa.</w:t>
+              <w:t xml:space="preserve">1.1 Crear los recintos y sus administradores, y gestionar los accesos de la plataforma (Administrador SegurIA-LPR).</w:t>
             </w:r>
           </w:p>
         </w:tc>
@@ -1318,15 +863,7 @@
           </w:tcPr>
           <w:p>
             <w:r>
-              <w:t>Módulo Web de Carga y Gestión de Vehículos: Carga individual/masiva de patentes, vinculación a recintos (</w:t>
-            </w:r>
-            <w:proofErr w:type="spellStart"/>
-            <w:r>
-              <w:t>multi-tenant</w:t>
-            </w:r>
-            <w:proofErr w:type="spellEnd"/>
-            <w:r>
-              <w:t>) y auditoría de cambios.</w:t>
+              <w:t xml:space="preserve">Módulo de Administración de Plataforma: creación de recintos y de administradores de recinto, con aislamiento estricto de datos por recinto en PostgreSQL.</w:t>
             </w:r>
           </w:p>
         </w:tc>
@@ -1352,7 +889,7 @@
           </w:tcPr>
           <w:p>
             <w:r>
-              <w:t>1.2 Gestionar cuentas de propietarios y guardias asegurando el aislamiento estricto por condominio.</w:t>
+              <w:t xml:space="preserve">1.2 Gestionar los usuarios y vehículos autorizados de su recinto, y revisar los cambios realizados por los propietarios.</w:t>
             </w:r>
           </w:p>
         </w:tc>
@@ -1362,15 +899,7 @@
           </w:tcPr>
           <w:p>
             <w:r>
-              <w:t xml:space="preserve">Módulo de Gestión de Usuarios y Roles: Control de acceso basado en roles (RBAC) y soporte de aislamiento </w:t>
-            </w:r>
-            <w:proofErr w:type="spellStart"/>
-            <w:r>
-              <w:t>multi-tenant</w:t>
-            </w:r>
-            <w:proofErr w:type="spellEnd"/>
-            <w:r>
-              <w:t xml:space="preserve"> en PostgreSQL.</w:t>
+              <w:t xml:space="preserve">Módulo Web de Gestión de Usuarios y Vehículos: registro de patentes por recinto (multi-tenant), control de acceso basado en roles (RBAC) y revisión de cambios a partir de la auditoría.</w:t>
             </w:r>
           </w:p>
         </w:tc>
@@ -1386,39 +915,27 @@
         <w:tc>
           <w:tcPr>
             <w:tcW w:w="1559" w:type="dxa"/>
-            <w:vMerge w:val="restart"/>
+            <w:vMerge/>
+          </w:tcPr>
+          <w:p/>
+        </w:tc>
+        <w:tc>
+          <w:tcPr>
+            <w:tcW w:w="2693" w:type="dxa"/>
           </w:tcPr>
           <w:p>
             <w:r>
-              <w:t>Propietario / Residente</w:t>
+              <w:t xml:space="preserve">1.3 Asegurar la trazabilidad de las acciones realizadas en el sistema.</w:t>
             </w:r>
           </w:p>
         </w:tc>
         <w:tc>
           <w:tcPr>
-            <w:tcW w:w="2693" w:type="dxa"/>
+            <w:tcW w:w="3021" w:type="dxa"/>
           </w:tcPr>
           <w:p>
             <w:r>
-              <w:t>2.1 Autorizar el ingreso de vehículos de visita de forma autónoma y con caducidad automática.</w:t>
-            </w:r>
-          </w:p>
-        </w:tc>
-        <w:tc>
-          <w:tcPr>
-            <w:tcW w:w="3021" w:type="dxa"/>
-          </w:tcPr>
-          <w:p>
-            <w:r>
-              <w:t xml:space="preserve">Módulo de Registro de Visitas 24h: Formulario web para alta de visitas con temporizador de expiración de 24 horas e historial de visitas </w:t>
-            </w:r>
-            <w:proofErr w:type="spellStart"/>
-            <w:r>
-              <w:t>desactivables</w:t>
-            </w:r>
-            <w:proofErr w:type="spellEnd"/>
-            <w:r>
-              <w:t>.</w:t>
+              <w:t xml:space="preserve">Módulo de Auditoría: registro de usuario, entidad afectada, acción, fecha/hora y detalle de cada acción realizada en la plataforma.</w:t>
             </w:r>
           </w:p>
         </w:tc>
@@ -1434,9 +951,13 @@
         <w:tc>
           <w:tcPr>
             <w:tcW w:w="1559" w:type="dxa"/>
-            <w:vMerge/>
-          </w:tcPr>
-          <w:p/>
+            <w:vMerge w:val="restart"/>
+          </w:tcPr>
+          <w:p>
+            <w:r>
+              <w:t>Propietario / Residente</w:t>
+            </w:r>
+          </w:p>
         </w:tc>
         <w:tc>
           <w:tcPr>
@@ -1444,7 +965,7 @@
           </w:tcPr>
           <w:p>
             <w:r>
-              <w:t>2.2 Administrar múltiples unidades o recintos vinculados a un solo usuario sin duplicación de cuentas.</w:t>
+              <w:t xml:space="preserve">2.1 Registrar sus propios vehículos y autorizar el ingreso de sus visitas de forma autónoma, con caducidad automática.</w:t>
             </w:r>
           </w:p>
         </w:tc>
@@ -1454,7 +975,7 @@
           </w:tcPr>
           <w:p>
             <w:r>
-              <w:t>Módulo Multi-Recinto para Residentes: Selector de recinto activo e interfaz unificada de gestión vehicular.</w:t>
+              <w:t xml:space="preserve">Módulo de Autogestión del Propietario: registro de vehículos propios y de visitas con expiración de 24 horas, desactivables, con cambios registrados en la auditoría.</w:t>
             </w:r>
           </w:p>
         </w:tc>
@@ -1470,39 +991,27 @@
         <w:tc>
           <w:tcPr>
             <w:tcW w:w="1559" w:type="dxa"/>
-            <w:vMerge w:val="restart"/>
+            <w:vMerge/>
+          </w:tcPr>
+          <w:p/>
+        </w:tc>
+        <w:tc>
+          <w:tcPr>
+            <w:tcW w:w="2693" w:type="dxa"/>
           </w:tcPr>
           <w:p>
             <w:r>
-              <w:t>Guardia de Seguridad</w:t>
+              <w:t>2.2 Administrar múltiples unidades o recintos vinculados a un solo usuario sin duplicación de cuentas.</w:t>
             </w:r>
           </w:p>
         </w:tc>
         <w:tc>
           <w:tcPr>
-            <w:tcW w:w="2693" w:type="dxa"/>
+            <w:tcW w:w="3021" w:type="dxa"/>
           </w:tcPr>
           <w:p>
             <w:r>
-              <w:t>3.1 Recibir notificaciones inmediatas ante el intento de ingreso de vehículos no reconocidos o vencidos.</w:t>
-            </w:r>
-          </w:p>
-        </w:tc>
-        <w:tc>
-          <w:tcPr>
-            <w:tcW w:w="3021" w:type="dxa"/>
-          </w:tcPr>
-          <w:p>
-            <w:r>
-              <w:t xml:space="preserve">Consola de Alertas en Tiempo Real: Interfaz web conectada vía </w:t>
-            </w:r>
-            <w:proofErr w:type="spellStart"/>
-            <w:r>
-              <w:t>WebSocket</w:t>
-            </w:r>
-            <w:proofErr w:type="spellEnd"/>
-            <w:r>
-              <w:t xml:space="preserve"> bidireccional que despliega alerta sonora/visual con captura de imagen, patente leída y hora.</w:t>
+              <w:t xml:space="preserve">Módulo Multi-Recinto: vinculación de un usuario a más de un recinto y selección del recinto activo.</w:t>
             </w:r>
           </w:p>
         </w:tc>
@@ -1518,9 +1027,13 @@
         <w:tc>
           <w:tcPr>
             <w:tcW w:w="1559" w:type="dxa"/>
-            <w:vMerge/>
-          </w:tcPr>
-          <w:p/>
+            <w:vMerge w:val="restart"/>
+          </w:tcPr>
+          <w:p>
+            <w:r>
+              <w:t>Guardia de Seguridad</w:t>
+            </w:r>
+          </w:p>
         </w:tc>
         <w:tc>
           <w:tcPr>
@@ -1528,7 +1041,7 @@
           </w:tcPr>
           <w:p>
             <w:r>
-              <w:t>3.2 Registrar la resolución operativa manual (permitir/denegar) sobre cada alerta recibida.</w:t>
+              <w:t xml:space="preserve">3.1 Recibir notificaciones inmediatas ante el intento de ingreso de vehículos no reconocidos o con autorización vencida.</w:t>
             </w:r>
           </w:p>
         </w:tc>
@@ -1538,7 +1051,7 @@
           </w:tcPr>
           <w:p>
             <w:r>
-              <w:t>Módulo de Resolución de Alertas: Formulario de cierre de eventos con registro de decisión y almacenamiento en historial de accesos.</w:t>
+              <w:t xml:space="preserve">Consola de Alertas en Tiempo Real: interfaz web conectada vía Socket.io (WebSocket) que despliega la alerta con la imagen capturada, la patente leída, la hora y el recinto.</w:t>
             </w:r>
           </w:p>
         </w:tc>
@@ -1554,9 +1067,45 @@
         <w:tc>
           <w:tcPr>
             <w:tcW w:w="1559" w:type="dxa"/>
+            <w:vMerge/>
+          </w:tcPr>
+          <w:p/>
+        </w:tc>
+        <w:tc>
+          <w:tcPr>
+            <w:tcW w:w="2693" w:type="dxa"/>
           </w:tcPr>
           <w:p>
             <w:r>
+              <w:t xml:space="preserve">3.2 Registrar la gestión manual (autorizar/rechazar) de cada alerta recibida, con el detalle de su decisión.</w:t>
+            </w:r>
+          </w:p>
+        </w:tc>
+        <w:tc>
+          <w:tcPr>
+            <w:tcW w:w="3021" w:type="dxa"/>
+          </w:tcPr>
+          <w:p>
+            <w:r>
+              <w:t xml:space="preserve">Módulo de Gestión de Alertas e Historial: registro de la decisión del Guardia y su detalle, historial de accesos por rol e imágenes almacenadas en Cloudinary por 60 días.</w:t>
+            </w:r>
+          </w:p>
+        </w:tc>
+      </w:tr>
+      <w:tr>
+        <w:tc>
+          <w:tcPr>
+            <w:tcW w:w="1555" w:type="dxa"/>
+            <w:vMerge/>
+          </w:tcPr>
+          <w:p/>
+        </w:tc>
+        <w:tc>
+          <w:tcPr>
+            <w:tcW w:w="1559" w:type="dxa"/>
+          </w:tcPr>
+          <w:p>
+            <w:r>
               <w:t>Nodo de Procesamiento Edge (Raspberry Pi 4)</w:t>
             </w:r>
           </w:p>
@@ -1567,13 +1116,7 @@
           </w:tcPr>
           <w:p>
             <w:r>
-              <w:t xml:space="preserve">4.1 Capturar </w:t>
-            </w:r>
-            <w:r>
-              <w:t>las patentes</w:t>
-            </w:r>
-            <w:r>
-              <w:t xml:space="preserve"> desde la cámara IP, ejecutar el pipeline LPR local y consultar autorizaciones en milisegundos.</w:t>
+              <w:t xml:space="preserve">4.1 Capturar las patentes desde la cámara IP, ejecutar el pipeline LPR local y validarlas contra una copia local sincronizada.</w:t>
             </w:r>
           </w:p>
         </w:tc>
@@ -1583,47 +1126,7 @@
           </w:tcPr>
           <w:p>
             <w:r>
-              <w:t>Pipeline LPR y Edge Client: Integración RTSP con cámara Tapo C310, modelo YOLOv8 fine-</w:t>
-            </w:r>
-            <w:proofErr w:type="spellStart"/>
-            <w:r>
-              <w:t>tuned</w:t>
-            </w:r>
-            <w:proofErr w:type="spellEnd"/>
-            <w:r>
-              <w:t>, motor OCR (</w:t>
-            </w:r>
-            <w:proofErr w:type="spellStart"/>
-            <w:r>
-              <w:t>EasyOCR</w:t>
-            </w:r>
-            <w:proofErr w:type="spellEnd"/>
-            <w:r>
-              <w:t>/</w:t>
-            </w:r>
-            <w:proofErr w:type="spellStart"/>
-            <w:r>
-              <w:t>Tesseract</w:t>
-            </w:r>
-            <w:proofErr w:type="spellEnd"/>
-            <w:r>
-              <w:t xml:space="preserve">), validación </w:t>
-            </w:r>
-            <w:proofErr w:type="spellStart"/>
-            <w:r>
-              <w:t>Regex</w:t>
-            </w:r>
-            <w:proofErr w:type="spellEnd"/>
-            <w:r>
-              <w:t xml:space="preserve"> chilena y base de datos local sincronizada por </w:t>
-            </w:r>
-            <w:proofErr w:type="spellStart"/>
-            <w:r>
-              <w:t>WebSocket</w:t>
-            </w:r>
-            <w:proofErr w:type="spellEnd"/>
-            <w:r>
-              <w:t>.</w:t>
+              <w:t xml:space="preserve">Pipeline LPR y Edge Client: integración RTSP con cámara Tapo C310, YOLOv8 fine-tuned (vehículo y patente), motor de OCR, validación Regex chilena, copia local sincronizada vía Socket.io y envío de resultados al backend.</w:t>
             </w:r>
           </w:p>
         </w:tc>
@@ -1704,7 +1207,7 @@
           <w:i/>
           <w:iCs/>
         </w:rPr>
-        <w:t>Entregable 1: Módulo Web de Carga y Gestión de Vehículos y Usuarios</w:t>
+        <w:t>Entregable 1: Plataforma Web de Administración, Usuarios y Vehículos</w:t>
       </w:r>
       <w:bookmarkEnd w:id="4"/>
     </w:p>
@@ -1717,7 +1220,7 @@
         </w:numPr>
       </w:pPr>
       <w:r>
-        <w:t xml:space="preserve">Épicas Asociadas: </w:t>
+        <w:t xml:space="preserve">Épicas Asociadas:</w:t>
       </w:r>
     </w:p>
     <w:p>
@@ -1729,10 +1232,7 @@
         </w:numPr>
       </w:pPr>
       <w:r>
-        <w:t>E01 (Arquitectura Base)</w:t>
-      </w:r>
-      <w:r>
-        <w:t>.</w:t>
+        <w:t xml:space="preserve">E01 (Arquitectura Base, Plataformas y Entorno Multi-tenant).</w:t>
       </w:r>
     </w:p>
     <w:p>
@@ -1744,10 +1244,7 @@
         </w:numPr>
       </w:pPr>
       <w:r>
-        <w:t>E02 (Modelo de Datos)</w:t>
-      </w:r>
-      <w:r>
-        <w:t>.</w:t>
+        <w:t xml:space="preserve">E02 (Modelo de Datos y Base de Datos).</w:t>
       </w:r>
     </w:p>
     <w:p>
@@ -1759,7 +1256,19 @@
         </w:numPr>
       </w:pPr>
       <w:r>
-        <w:t>E05 (Portal Web Administrativo).</w:t>
+        <w:t xml:space="preserve">E05 (Plataforma Web Base y Vistas por Rol).</w:t>
+      </w:r>
+    </w:p>
+    <w:p>
+      <w:pPr>
+        <w:pStyle w:val="Prrafodelista"/>
+        <w:numPr>
+          <w:ilvl w:val="1"/>
+          <w:numId w:val="4"/>
+        </w:numPr>
+      </w:pPr>
+      <w:r>
+        <w:t xml:space="preserve">E06 (Gestión Administrativa de Recintos, Usuarios y Vehículos).</w:t>
       </w:r>
     </w:p>
     <w:p>
@@ -1771,7 +1280,7 @@
         </w:numPr>
       </w:pPr>
       <w:r>
-        <w:t>Historias de Usuario (HU):</w:t>
+        <w:t xml:space="preserve">Historias de Usuario (HU):</w:t>
       </w:r>
     </w:p>
     <w:p>
@@ -1783,15 +1292,7 @@
         </w:numPr>
       </w:pPr>
       <w:r>
-        <w:t xml:space="preserve">HU-01: Aislamiento </w:t>
-      </w:r>
-      <w:proofErr w:type="spellStart"/>
-      <w:r>
-        <w:t>multi-tenant</w:t>
-      </w:r>
-      <w:proofErr w:type="spellEnd"/>
-      <w:r>
-        <w:t xml:space="preserve"> de datos por recinto.</w:t>
+        <w:t xml:space="preserve">HU-01 a HU-05: Plataformas del proyecto, backend base, aislamiento multi-tenant, HTTPS y auditoría.</w:t>
       </w:r>
     </w:p>
     <w:p>
@@ -1803,7 +1304,7 @@
         </w:numPr>
       </w:pPr>
       <w:r>
-        <w:t>HU-06: Prevención de duplicados de patentes dentro del mismo recinto.</w:t>
+        <w:t xml:space="preserve">HU-06 a HU-09: Diseño e implementación del modelo de datos, patente única por recinto y consultas eficientes.</w:t>
       </w:r>
     </w:p>
     <w:p>
@@ -1815,7 +1316,7 @@
         </w:numPr>
       </w:pPr>
       <w:r>
-        <w:t>HU-15: Carga inicial y administración de vehículos autorizados.</w:t>
+        <w:t xml:space="preserve">HU-17 y HU-18: Inicio de sesión y vistas diferenciadas por rol.</w:t>
       </w:r>
     </w:p>
     <w:p>
@@ -1827,7 +1328,19 @@
         </w:numPr>
       </w:pPr>
       <w:r>
-        <w:t>HU-16: Gestión y asignación de usuarios, roles y recintos.</w:t>
+        <w:t xml:space="preserve">HU-21 a HU-23: Creación de recintos y de sus administradores, y gestión de accesos (Administrador SegurIA-LPR).</w:t>
+      </w:r>
+    </w:p>
+    <w:p>
+      <w:pPr>
+        <w:pStyle w:val="Prrafodelista"/>
+        <w:numPr>
+          <w:ilvl w:val="1"/>
+          <w:numId w:val="4"/>
+        </w:numPr>
+      </w:pPr>
+      <w:r>
+        <w:t xml:space="preserve">HU-24 a HU-26: Gestión de usuarios y vehículos, y revisión de cambios de los propietarios (Administrador de recinto).</w:t>
       </w:r>
     </w:p>
     <w:p>
@@ -1844,7 +1357,7 @@
           <w:i/>
           <w:iCs/>
         </w:rPr>
-        <w:t>Entregable 2: Módulo de Registro de Visitas y Autogestión de Propietarios</w:t>
+        <w:t>Entregable 2: Autogestión de Propietarios y Control de Visitas</w:t>
       </w:r>
       <w:bookmarkEnd w:id="5"/>
     </w:p>
@@ -1857,19 +1370,7 @@
         </w:numPr>
       </w:pPr>
       <w:r>
-        <w:t>Épica</w:t>
-      </w:r>
-      <w:r>
-        <w:t>s</w:t>
-      </w:r>
-      <w:r>
-        <w:t xml:space="preserve"> Asociada</w:t>
-      </w:r>
-      <w:r>
-        <w:t>s</w:t>
-      </w:r>
-      <w:r>
-        <w:t xml:space="preserve">: </w:t>
+        <w:t xml:space="preserve">Épicas Asociadas:</w:t>
       </w:r>
     </w:p>
     <w:p>
@@ -1881,7 +1382,19 @@
         </w:numPr>
       </w:pPr>
       <w:r>
-        <w:t>E06 (Autogestión de Propietarios y Control de Visitas).</w:t>
+        <w:t xml:space="preserve">E05 (Plataforma Web Base y Vistas por Rol).</w:t>
+      </w:r>
+    </w:p>
+    <w:p>
+      <w:pPr>
+        <w:pStyle w:val="Prrafodelista"/>
+        <w:numPr>
+          <w:ilvl w:val="1"/>
+          <w:numId w:val="4"/>
+        </w:numPr>
+      </w:pPr>
+      <w:r>
+        <w:t xml:space="preserve">E07 (Autogestión de Propietarios y Control de Visitas).</w:t>
       </w:r>
     </w:p>
     <w:p>
@@ -1893,7 +1406,7 @@
         </w:numPr>
       </w:pPr>
       <w:r>
-        <w:t>Historias de Usuario (HU):</w:t>
+        <w:t xml:space="preserve">Historias de Usuario (HU):</w:t>
       </w:r>
     </w:p>
     <w:p>
@@ -1905,7 +1418,7 @@
         </w:numPr>
       </w:pPr>
       <w:r>
-        <w:t>HU-04: Propietario vinculado a múltiples recintos y unidades.</w:t>
+        <w:t xml:space="preserve">HU-19: Propietario vinculado a más de un recinto.</w:t>
       </w:r>
     </w:p>
     <w:p>
@@ -1917,7 +1430,7 @@
         </w:numPr>
       </w:pPr>
       <w:r>
-        <w:t>HU-17: Registro de vehículos de visita con caducidad acotada a 24 horas.</w:t>
+        <w:t xml:space="preserve">HU-27: Registro de vehículos propios.</w:t>
       </w:r>
     </w:p>
     <w:p>
@@ -1929,30 +1442,19 @@
         </w:numPr>
       </w:pPr>
       <w:r>
-        <w:t>HU-18: Desactivación manual anticipada de pases de visita.</w:t>
-      </w:r>
-    </w:p>
-    <w:p>
-      <w:pPr>
-        <w:rPr>
-          <w:b/>
-          <w:bCs/>
-          <w:i/>
-          <w:iCs/>
-          <w:sz w:val="28"/>
-          <w:szCs w:val="28"/>
-        </w:rPr>
-      </w:pPr>
-      <w:r>
-        <w:rPr>
-          <w:b/>
-          <w:bCs/>
-          <w:i/>
-          <w:iCs/>
-          <w:sz w:val="28"/>
-          <w:szCs w:val="28"/>
-        </w:rPr>
-        <w:br w:type="page"/>
+        <w:t xml:space="preserve">HU-28: Registro de visitas con vigencia de 24 horas.</w:t>
+      </w:r>
+    </w:p>
+    <w:p>
+      <w:pPr>
+        <w:pStyle w:val="Prrafodelista"/>
+        <w:numPr>
+          <w:ilvl w:val="1"/>
+          <w:numId w:val="4"/>
+        </w:numPr>
+      </w:pPr>
+      <w:r>
+        <w:t xml:space="preserve">HU-29: Desactivación manual de visitas.</w:t>
       </w:r>
     </w:p>
     <w:p>
@@ -1969,8 +1471,7 @@
           <w:i/>
           <w:iCs/>
         </w:rPr>
-        <w:lastRenderedPageBreak/>
-        <w:t>Entregable 3: Consola de Alertas y Resolución en Tiempo Real para Guardias</w:t>
+        <w:t>Entregable 3: Consola de Alertas en Tiempo Real e Historial para Guardias</w:t>
       </w:r>
       <w:bookmarkEnd w:id="6"/>
     </w:p>
@@ -1983,7 +1484,7 @@
         </w:numPr>
       </w:pPr>
       <w:r>
-        <w:t xml:space="preserve">Épicas Asociadas: </w:t>
+        <w:t xml:space="preserve">Épicas Asociadas:</w:t>
       </w:r>
     </w:p>
     <w:p>
@@ -1995,10 +1496,7 @@
         </w:numPr>
       </w:pPr>
       <w:r>
-        <w:t>E02 (Modelo de Datos)</w:t>
-      </w:r>
-      <w:r>
-        <w:t>.</w:t>
+        <w:t xml:space="preserve">E05 (Plataforma Web Base y Vistas por Rol).</w:t>
       </w:r>
     </w:p>
     <w:p>
@@ -2010,7 +1508,7 @@
         </w:numPr>
       </w:pPr>
       <w:r>
-        <w:t>E07 (Monitoreo y Alertas en Tiempo Real).</w:t>
+        <w:t xml:space="preserve">E08 (Alertas en Tiempo Real e Historial de Accesos).</w:t>
       </w:r>
     </w:p>
     <w:p>
@@ -2022,7 +1520,7 @@
         </w:numPr>
       </w:pPr>
       <w:r>
-        <w:t>Historias de Usuario (HU):</w:t>
+        <w:t xml:space="preserve">Historias de Usuario (HU):</w:t>
       </w:r>
     </w:p>
     <w:p>
@@ -2034,7 +1532,7 @@
         </w:numPr>
       </w:pPr>
       <w:r>
-        <w:t>HU-05: Asignación de Guardia a múltiples recintos con selección de turno.</w:t>
+        <w:t xml:space="preserve">HU-20: Guardia asignado a más de un recinto.</w:t>
       </w:r>
     </w:p>
     <w:p>
@@ -2046,15 +1544,7 @@
         </w:numPr>
       </w:pPr>
       <w:r>
-        <w:t xml:space="preserve">HU-19: Recepción de alertas instantáneas vía </w:t>
-      </w:r>
-      <w:proofErr w:type="spellStart"/>
-      <w:r>
-        <w:t>WebSocket</w:t>
-      </w:r>
-      <w:proofErr w:type="spellEnd"/>
-      <w:r>
-        <w:t xml:space="preserve"> con imagen y contexto.</w:t>
+        <w:t xml:space="preserve">HU-30: Alertas en tiempo real vía Socket.io con imagen y contexto.</w:t>
       </w:r>
     </w:p>
     <w:p>
@@ -2066,7 +1556,31 @@
         </w:numPr>
       </w:pPr>
       <w:r>
-        <w:t>HU-20: Registro de decisión operativa (autorizar/rechazar) e historial.</w:t>
+        <w:t xml:space="preserve">HU-31: Registro de la gestión de alertas con detalle de la decisión.</w:t>
+      </w:r>
+    </w:p>
+    <w:p>
+      <w:pPr>
+        <w:pStyle w:val="Prrafodelista"/>
+        <w:numPr>
+          <w:ilvl w:val="1"/>
+          <w:numId w:val="4"/>
+        </w:numPr>
+      </w:pPr>
+      <w:r>
+        <w:t xml:space="preserve">HU-32: Almacenamiento de imágenes en Cloudinary con eliminación a los 60 días.</w:t>
+      </w:r>
+    </w:p>
+    <w:p>
+      <w:pPr>
+        <w:pStyle w:val="Prrafodelista"/>
+        <w:numPr>
+          <w:ilvl w:val="1"/>
+          <w:numId w:val="4"/>
+        </w:numPr>
+      </w:pPr>
+      <w:r>
+        <w:t xml:space="preserve">HU-33: Historial de accesos por rol.</w:t>
       </w:r>
     </w:p>
     <w:p>
@@ -2083,7 +1597,7 @@
           <w:i/>
           <w:iCs/>
         </w:rPr>
-        <w:t>Entregable 4: Pipeline LPR de Borde y Sincronización Local (Hardware Edge)</w:t>
+        <w:t>Entregable 4: Pipeline LPR de Borde, Integración y Pruebas</w:t>
       </w:r>
       <w:bookmarkEnd w:id="7"/>
     </w:p>
@@ -2096,7 +1610,7 @@
         </w:numPr>
       </w:pPr>
       <w:r>
-        <w:t xml:space="preserve">Épicas Asociadas: </w:t>
+        <w:t xml:space="preserve">Épicas Asociadas:</w:t>
       </w:r>
     </w:p>
     <w:p>
@@ -2108,10 +1622,7 @@
         </w:numPr>
       </w:pPr>
       <w:r>
-        <w:t>E03 (Hardware de Borde)</w:t>
-      </w:r>
-      <w:r>
-        <w:t>.</w:t>
+        <w:t xml:space="preserve">E03 (Pipeline de Visión Artificial).</w:t>
       </w:r>
     </w:p>
     <w:p>
@@ -2123,10 +1634,7 @@
         </w:numPr>
       </w:pPr>
       <w:r>
-        <w:t>E04 (Pipeline IA/LPR)</w:t>
-      </w:r>
-      <w:r>
-        <w:t>.</w:t>
+        <w:t xml:space="preserve">E04 (Hardware de Borde).</w:t>
       </w:r>
     </w:p>
     <w:p>
@@ -2138,7 +1646,19 @@
         </w:numPr>
       </w:pPr>
       <w:r>
-        <w:t>E08 (Integración en Terreno).</w:t>
+        <w:t xml:space="preserve">E09 (Integración del Sistema).</w:t>
+      </w:r>
+    </w:p>
+    <w:p>
+      <w:pPr>
+        <w:pStyle w:val="Prrafodelista"/>
+        <w:numPr>
+          <w:ilvl w:val="1"/>
+          <w:numId w:val="4"/>
+        </w:numPr>
+      </w:pPr>
+      <w:r>
+        <w:t xml:space="preserve">E10 (Pruebas en Terreno y Cierre).</w:t>
       </w:r>
     </w:p>
     <w:p>
@@ -2150,7 +1670,7 @@
         </w:numPr>
       </w:pPr>
       <w:r>
-        <w:t>Historias de Usuario (HU):</w:t>
+        <w:t xml:space="preserve">Historias de Usuario (HU):</w:t>
       </w:r>
     </w:p>
     <w:p>
@@ -2162,7 +1682,7 @@
         </w:numPr>
       </w:pPr>
       <w:r>
-        <w:t>HU-08: Conexión RTSP/ONVIF entre Cámara Tapo C310 y Raspberry Pi 4.</w:t>
+        <w:t xml:space="preserve">HU-10 a HU-14: Dataset, detección de vehículos y patentes, OCR y validación de formato.</w:t>
       </w:r>
     </w:p>
     <w:p>
@@ -2174,7 +1694,7 @@
         </w:numPr>
       </w:pPr>
       <w:r>
-        <w:t>HU-09: Conexión por red Ethernet cableada con IP reservada.</w:t>
+        <w:t xml:space="preserve">HU-15 y HU-16: Conexión de la cámara con la Raspberry Pi y red cableada.</w:t>
       </w:r>
     </w:p>
     <w:p>
@@ -2186,7 +1706,7 @@
         </w:numPr>
       </w:pPr>
       <w:r>
-        <w:t>HU-10: Sincronización de copia local vehicular persistente en la Raspberry Pi.</w:t>
+        <w:t xml:space="preserve">HU-34 a HU-37: Pipeline en la Raspberry Pi, envío de resultados, sincronización de la copia local y recepción en el backend.</w:t>
       </w:r>
     </w:p>
     <w:p>
@@ -2198,93 +1718,7 @@
         </w:numPr>
       </w:pPr>
       <w:r>
-        <w:t xml:space="preserve">HU-11: Detección automatizada de </w:t>
-      </w:r>
-      <w:proofErr w:type="spellStart"/>
-      <w:r>
-        <w:t>bounding</w:t>
-      </w:r>
-      <w:proofErr w:type="spellEnd"/>
-      <w:r>
-        <w:t xml:space="preserve"> box de patente mediante YOLOv8 fine-</w:t>
-      </w:r>
-      <w:proofErr w:type="spellStart"/>
-      <w:r>
-        <w:t>tuned</w:t>
-      </w:r>
-      <w:proofErr w:type="spellEnd"/>
-      <w:r>
-        <w:t>.</w:t>
-      </w:r>
-    </w:p>
-    <w:p>
-      <w:pPr>
-        <w:pStyle w:val="Prrafodelista"/>
-        <w:numPr>
-          <w:ilvl w:val="1"/>
-          <w:numId w:val="4"/>
-        </w:numPr>
-      </w:pPr>
-      <w:r>
-        <w:t>HU-12: Extracción de texto mediante motor OCR.</w:t>
-      </w:r>
-    </w:p>
-    <w:p>
-      <w:pPr>
-        <w:pStyle w:val="Prrafodelista"/>
-        <w:numPr>
-          <w:ilvl w:val="1"/>
-          <w:numId w:val="4"/>
-        </w:numPr>
-      </w:pPr>
-      <w:r>
-        <w:t>HU-13: Validación de sintaxis según formato de patente chilena (</w:t>
-      </w:r>
-      <w:proofErr w:type="spellStart"/>
-      <w:r>
-        <w:t>Regex</w:t>
-      </w:r>
-      <w:proofErr w:type="spellEnd"/>
-      <w:r>
-        <w:t>).</w:t>
-      </w:r>
-    </w:p>
-    <w:p>
-      <w:pPr>
-        <w:pStyle w:val="Prrafodelista"/>
-        <w:numPr>
-          <w:ilvl w:val="1"/>
-          <w:numId w:val="4"/>
-        </w:numPr>
-      </w:pPr>
-      <w:r>
-        <w:t>HU-14: Desempeño en condiciones de luz diurna e infrarroja (nocturna).</w:t>
-      </w:r>
-    </w:p>
-    <w:p>
-      <w:pPr>
-        <w:pStyle w:val="Prrafodelista"/>
-        <w:numPr>
-          <w:ilvl w:val="1"/>
-          <w:numId w:val="4"/>
-        </w:numPr>
-      </w:pPr>
-      <w:r>
-        <w:t xml:space="preserve">HU-21 </w:t>
-      </w:r>
-      <w:r>
-        <w:t>/</w:t>
-      </w:r>
-      <w:r>
-        <w:t xml:space="preserve"> HU-22: Pruebas de integración </w:t>
-      </w:r>
-      <w:proofErr w:type="spellStart"/>
-      <w:r>
-        <w:t>end-to-end</w:t>
-      </w:r>
-      <w:proofErr w:type="spellEnd"/>
-      <w:r>
-        <w:t xml:space="preserve"> y medición de métricas en terreno.</w:t>
+        <w:t xml:space="preserve">HU-38 a HU-40: Pruebas en terreno, calibración del modelo, correcciones y documentación final.</w:t>
       </w:r>
     </w:p>
     <w:p>
@@ -2314,147 +1748,13 @@
           <w:sz w:val="32"/>
           <w:szCs w:val="32"/>
         </w:rPr>
-        <w:t>Indicadores Clave de Desempeño (</w:t>
-      </w:r>
-      <w:proofErr w:type="spellStart"/>
-      <w:r>
-        <w:rPr>
-          <w:b/>
-          <w:bCs/>
-          <w:i/>
-          <w:iCs/>
-          <w:color w:val="auto"/>
-          <w:sz w:val="32"/>
-          <w:szCs w:val="32"/>
-        </w:rPr>
-        <w:t>KPIs</w:t>
-      </w:r>
-      <w:proofErr w:type="spellEnd"/>
-      <w:r>
-        <w:rPr>
-          <w:b/>
-          <w:bCs/>
-          <w:i/>
-          <w:iCs/>
-          <w:color w:val="auto"/>
-          <w:sz w:val="32"/>
-          <w:szCs w:val="32"/>
-        </w:rPr>
-        <w:t>) y Métricas de Éxito</w:t>
+        <w:t>Medición del Impacto</w:t>
       </w:r>
       <w:bookmarkEnd w:id="8"/>
     </w:p>
     <w:p>
       <w:r>
-        <w:t>El impacto del proyecto SegurIA-LPR se medirá durante las pruebas de integración en terreno mediante los siguientes indicadores cuantitativos:</w:t>
-      </w:r>
-    </w:p>
-    <w:p>
-      <w:pPr>
-        <w:pStyle w:val="Prrafodelista"/>
-        <w:numPr>
-          <w:ilvl w:val="0"/>
-          <w:numId w:val="4"/>
-        </w:numPr>
-      </w:pPr>
-      <w:r>
-        <w:t xml:space="preserve">Precisión de Detección de </w:t>
-      </w:r>
-      <w:proofErr w:type="spellStart"/>
-      <w:r>
-        <w:t>Bounding</w:t>
-      </w:r>
-      <w:proofErr w:type="spellEnd"/>
-      <w:r>
-        <w:t xml:space="preserve"> Box (YOLOv8): </w:t>
-      </w:r>
-      <w:r>
-        <w:t>Mayor o igual al</w:t>
-      </w:r>
-      <w:r>
-        <w:t xml:space="preserve"> 90% de acierto en localización de patentes en condiciones diurnas y nocturnas.</w:t>
-      </w:r>
-    </w:p>
-    <w:p>
-      <w:pPr>
-        <w:pStyle w:val="Prrafodelista"/>
-        <w:numPr>
-          <w:ilvl w:val="0"/>
-          <w:numId w:val="4"/>
-        </w:numPr>
-      </w:pPr>
-      <w:r>
-        <w:t xml:space="preserve">Exactitud del Motor OCR + </w:t>
-      </w:r>
-      <w:proofErr w:type="spellStart"/>
-      <w:r>
-        <w:t>Regex</w:t>
-      </w:r>
-      <w:proofErr w:type="spellEnd"/>
-      <w:r>
-        <w:t xml:space="preserve">: </w:t>
-      </w:r>
-      <w:r>
-        <w:t>Mayor o igual al</w:t>
-      </w:r>
-      <w:r>
-        <w:t xml:space="preserve"> 85% de lecturas correctas del texto de la patente en formato chileno estándar.</w:t>
-      </w:r>
-    </w:p>
-    <w:p>
-      <w:pPr>
-        <w:pStyle w:val="Prrafodelista"/>
-        <w:numPr>
-          <w:ilvl w:val="0"/>
-          <w:numId w:val="4"/>
-        </w:numPr>
-      </w:pPr>
-      <w:r>
-        <w:t xml:space="preserve">Latencia Total del Pipeline Edge: Tiempo de procesamiento total </w:t>
-      </w:r>
-      <w:r>
-        <w:t>menor a</w:t>
-      </w:r>
-      <w:r>
-        <w:t xml:space="preserve"> 2.5 segundos desde que la cámara IP captura el vehículo hasta la consulta/alerta.</w:t>
-      </w:r>
-    </w:p>
-    <w:p>
-      <w:pPr>
-        <w:pStyle w:val="Prrafodelista"/>
-        <w:numPr>
-          <w:ilvl w:val="0"/>
-          <w:numId w:val="4"/>
-        </w:numPr>
-      </w:pPr>
-      <w:r>
-        <w:t xml:space="preserve">Tiempo de Entrega de Alerta al Guardia: Envío de notificación en </w:t>
-      </w:r>
-      <w:r>
-        <w:t xml:space="preserve">menos de </w:t>
-      </w:r>
-      <w:r>
-        <w:t xml:space="preserve">1.0 segundo vía </w:t>
-      </w:r>
-      <w:proofErr w:type="spellStart"/>
-      <w:r>
-        <w:t>WebSocket</w:t>
-      </w:r>
-      <w:proofErr w:type="spellEnd"/>
-      <w:r>
-        <w:t xml:space="preserve"> tras detectar una patente no autorizada o desconocida.</w:t>
-      </w:r>
-    </w:p>
-    <w:p>
-      <w:pPr>
-        <w:pStyle w:val="Prrafodelista"/>
-        <w:numPr>
-          <w:ilvl w:val="0"/>
-          <w:numId w:val="4"/>
-        </w:numPr>
-      </w:pPr>
-      <w:r>
-        <w:t>Autonomía del Sistema ante Caídas de Internet: 100% de validaciones exitosas en el punto de acceso utilizando la base de datos local sincronizada en la Raspberry Pi 4.</w:t>
+        <w:t xml:space="preserve">El impacto del proyecto SegurIA-LPR se evaluará durante las pruebas en terreno, en un entorno de pruebas, comparando el resultado obtenido contra el resultado esperado en cada caso. Los criterios y métricas de éxito se definirán en su momento durante el desarrollo, en concordancia con lo establecido en el documento de Definición del Proyecto APT (Fase 1).</w:t>
       </w:r>
     </w:p>
     <w:sectPr>
